--- a/docs_intern/CATALOGUE_FONCTIONNALITES_V1_ACTUALISE.docx
+++ b/docs_intern/CATALOGUE_FONCTIONNALITES_V1_ACTUALISE.docx
@@ -1151,7 +1151,7 @@
     </w:p>
     <w:p>
       <w:r>
-        <w:t>Architecture technique (SCHEMA_ARCHITECTURE_V1.md), flux métier (FLUX_V1.md), automatisations et preuves (AUTOMATISATIONS.md), guide utilisateur (GUIDE_UTILISATEUR.md) et inventaire documentaire (INVENTAIRE_DOCUMENTAIRE.md). Les tutoriels vidéo et les supports oraux historiques doivent être revus avant leur présentation comme état actuel.</w:t>
+        <w:t>Architecture technique (SCHEMA_ARCHITECTURE_V1.md), flux métier (FLUX_V1.md), automatisations et preuves (AUTOMATISATIONS.md), guide utilisateur (GUIDE_UTILISATEUR.md) et inventaire documentaire (INVENTAIRE_DOCUMENTAIRE.md). Les six tutoriels vidéo ont été réenregistrés et contrôlés le 21 septembre 2026 : périmètre et preuves (quality/TUTORIELS_VIDEO_2026-09-21.md). La répétition humaine du support oral reste à faire.</w:t>
       </w:r>
     </w:p>
     <w:sectPr>
